--- a/Models/SARL/SARL_2026-03_Attestation-Domiciliation-Initiale_Template.docx
+++ b/Models/SARL/SARL_2026-03_Attestation-Domiciliation-Initiale_Template.docx
@@ -156,7 +156,7 @@
           <w:u w:val="double"/>
           <w:lang w:val="fr-FR"/>
         </w:rPr>
-        <w:t>({{CONTRAT_FORME_JURIDIQUE}})</w:t>
+        <w:t>({{ CONTRAT_FORME_JURIDIQUE }})</w:t>
       </w:r>
     </w:p>
     <w:p>
@@ -519,7 +519,7 @@
           <w:szCs w:val="28"/>
           <w:lang w:val="fr-FR"/>
         </w:rPr>
-        <w:t>{{DENOMINATION_SOCIALE}} {{FORME_JURIDIQUE}}</w:t>
+        <w:t>{{ DENOMINATION_SOCIALE }} {{ FORME_JURIDIQUE }}</w:t>
       </w:r>
       <w:r>
         <w:rPr>
@@ -572,7 +572,7 @@
           <w:szCs w:val="24"/>
           <w:lang w:val="fr-FR"/>
         </w:rPr>
-        <w:t xml:space="preserve">{{NUMERO_ICE}} </w:t>
+        <w:t xml:space="preserve">{{ NUMERO_ICE }} </w:t>
       </w:r>
       <w:r>
         <w:rPr>
@@ -671,7 +671,7 @@
           <w:szCs w:val="32"/>
           <w:lang w:val="fr-FR"/>
         </w:rPr>
-        <w:t xml:space="preserve">{{DUREE_CONTRAT_MOIS}} </w:t>
+        <w:t xml:space="preserve">{{ DUREE_CONTRAT_MOIS }} </w:t>
       </w:r>
       <w:r>
         <w:rPr>
@@ -694,7 +694,7 @@
           <w:szCs w:val="32"/>
           <w:lang w:val="fr-FR"/>
         </w:rPr>
-        <w:t>{{DATE_DEBUT_CONTRAT}}</w:t>
+        <w:t>{{ DATE_DEBUT_CONTRAT }}</w:t>
       </w:r>
       <w:r>
         <w:rPr>
@@ -729,7 +729,7 @@
           <w:szCs w:val="32"/>
           <w:lang w:val="fr-FR"/>
         </w:rPr>
-        <w:t>{{DATE_FIN_CONTRAT}}</w:t>
+        <w:t>{{ DATE_FIN_CONTRAT }}</w:t>
       </w:r>
     </w:p>
     <w:p>
@@ -862,7 +862,7 @@
           <w:szCs w:val="24"/>
           <w:lang w:val="fr-FR"/>
         </w:rPr>
-        <w:t>{{DATE_CONTRAT}}</w:t>
+        <w:t>{{ DATE_CONTRAT }}</w:t>
       </w:r>
     </w:p>
     <w:p>
